--- a/Collatio/12/1. Textos/1. Marcados/12-I.docx
+++ b/Collatio/12/1. Textos/1. Marcados/12-I.docx
@@ -1,52 +1,75 @@
 
 <file path=word/document.xml><?xml version="1.0" encoding="utf-8"?>
-<w:document xmlns:wpc="http://schemas.microsoft.com/office/word/2010/wordprocessingCanvas" xmlns:cx="http://schemas.microsoft.com/office/drawing/2014/chartex" xmlns:cx1="http://schemas.microsoft.com/office/drawing/2015/9/8/chartex" xmlns:cx2="http://schemas.microsoft.com/office/drawing/2015/10/21/chartex" xmlns:cx3="http://schemas.microsoft.com/office/drawing/2016/5/9/chartex" xmlns:cx4="http://schemas.microsoft.com/office/drawing/2016/5/10/chartex" xmlns:cx5="http://schemas.microsoft.com/office/drawing/2016/5/11/chartex" xmlns:cx6="http://schemas.microsoft.com/office/drawing/2016/5/12/chartex" xmlns:cx7="http://schemas.microsoft.com/office/drawing/2016/5/13/chartex" xmlns:cx8="http://schemas.microsoft.com/office/drawing/2016/5/14/chartex" xmlns:mc="http://schemas.openxmlformats.org/markup-compatibility/2006" xmlns:aink="http://schemas.microsoft.com/office/drawing/2016/ink" xmlns:am3d="http://schemas.microsoft.com/office/drawing/2017/model3d" xmlns:o="urn:schemas-microsoft-com:office:office" xmlns:oel="http://schemas.microsoft.com/office/2019/extlst" xmlns:r="http://schemas.openxmlformats.org/officeDocument/2006/relationships" xmlns:m="http://schemas.openxmlformats.org/officeDocument/2006/math" xmlns:v="urn:schemas-microsoft-com:vml" xmlns:wp14="http://schemas.microsoft.com/office/word/2010/wordprocessingDrawing" xmlns:wp="http://schemas.openxmlformats.org/drawingml/2006/wordprocessingDrawing" xmlns:w10="urn:schemas-microsoft-com:office:word" xmlns:w="http://schemas.openxmlformats.org/wordprocessingml/2006/main" xmlns:w14="http://schemas.microsoft.com/office/word/2010/wordml" xmlns:w15="http://schemas.microsoft.com/office/word/2012/wordml" xmlns:w16cex="http://schemas.microsoft.com/office/word/2018/wordml/cex" xmlns:w16cid="http://schemas.microsoft.com/office/word/2016/wordml/cid" xmlns:w16="http://schemas.microsoft.com/office/word/2018/wordml" xmlns:w16sdtdh="http://schemas.microsoft.com/office/word/2020/wordml/sdtdatahash" xmlns:w16se="http://schemas.microsoft.com/office/word/2015/wordml/symex" xmlns:wpg="http://schemas.microsoft.com/office/word/2010/wordprocessingGroup" xmlns:wpi="http://schemas.microsoft.com/office/word/2010/wordprocessingInk" xmlns:wne="http://schemas.microsoft.com/office/word/2006/wordml" xmlns:wps="http://schemas.microsoft.com/office/word/2010/wordprocessingShape" mc:Ignorable="w14 w15 w16se w16cid w16 w16cex w16sdtdh wp14">
+<w:document xmlns:wpc="http://schemas.microsoft.com/office/word/2010/wordprocessingCanvas" xmlns:cx="http://schemas.microsoft.com/office/drawing/2014/chartex" xmlns:cx1="http://schemas.microsoft.com/office/drawing/2015/9/8/chartex" xmlns:cx2="http://schemas.microsoft.com/office/drawing/2015/10/21/chartex" xmlns:cx3="http://schemas.microsoft.com/office/drawing/2016/5/9/chartex" xmlns:cx4="http://schemas.microsoft.com/office/drawing/2016/5/10/chartex" xmlns:cx5="http://schemas.microsoft.com/office/drawing/2016/5/11/chartex" xmlns:cx6="http://schemas.microsoft.com/office/drawing/2016/5/12/chartex" xmlns:cx7="http://schemas.microsoft.com/office/drawing/2016/5/13/chartex" xmlns:cx8="http://schemas.microsoft.com/office/drawing/2016/5/14/chartex" xmlns:mc="http://schemas.openxmlformats.org/markup-compatibility/2006" xmlns:aink="http://schemas.microsoft.com/office/drawing/2016/ink" xmlns:am3d="http://schemas.microsoft.com/office/drawing/2017/model3d" xmlns:o="urn:schemas-microsoft-com:office:office" xmlns:oel="http://schemas.microsoft.com/office/2019/extlst" xmlns:r="http://schemas.openxmlformats.org/officeDocument/2006/relationships" xmlns:m="http://schemas.openxmlformats.org/officeDocument/2006/math" xmlns:v="urn:schemas-microsoft-com:vml" xmlns:wp14="http://schemas.microsoft.com/office/word/2010/wordprocessingDrawing" xmlns:wp="http://schemas.openxmlformats.org/drawingml/2006/wordprocessingDrawing" xmlns:w10="urn:schemas-microsoft-com:office:word" xmlns:w="http://schemas.openxmlformats.org/wordprocessingml/2006/main" xmlns:w14="http://schemas.microsoft.com/office/word/2010/wordml" xmlns:w15="http://schemas.microsoft.com/office/word/2012/wordml" xmlns:w16cex="http://schemas.microsoft.com/office/word/2018/wordml/cex" xmlns:w16cid="http://schemas.microsoft.com/office/word/2016/wordml/cid" xmlns:w16="http://schemas.microsoft.com/office/word/2018/wordml" xmlns:w16du="http://schemas.microsoft.com/office/word/2023/wordml/word16du" xmlns:w16sdtdh="http://schemas.microsoft.com/office/word/2020/wordml/sdtdatahash" xmlns:w16sdtfl="http://schemas.microsoft.com/office/word/2024/wordml/sdtformatlock" xmlns:w16se="http://schemas.microsoft.com/office/word/2015/wordml/symex" xmlns:wpg="http://schemas.microsoft.com/office/word/2010/wordprocessingGroup" xmlns:wpi="http://schemas.microsoft.com/office/word/2010/wordprocessingInk" xmlns:wne="http://schemas.microsoft.com/office/word/2006/wordml" xmlns:wps="http://schemas.microsoft.com/office/word/2010/wordprocessingShape" mc:Ignorable="w14 w15 w16se w16cid w16 w16cex w16sdtdh w16sdtfl w16du wp14">
   <w:body>
     <w:p>
-      <w:r>
-        <w:rPr>
+      <w:pPr>
+        <w:rPr>
+          <w:rFonts w:ascii="Brill" w:hAnsi="Brill"/>
+        </w:rPr>
+      </w:pPr>
+      <w:r>
+        <w:rPr>
+          <w:rFonts w:ascii="Brill" w:hAnsi="Brill"/>
           <w:color w:val="FF0000"/>
         </w:rPr>
         <w:t xml:space="preserve">35v </w:t>
       </w:r>
       <w:r>
+        <w:rPr>
+          <w:rFonts w:ascii="Brill" w:hAnsi="Brill"/>
+        </w:rPr>
         <w:t xml:space="preserve">Pregunto el diciplo e dixo maestro ruego te que me digas de aquel tiempo que nuestro señor andovo encerrado en el vientre de santa Maria su madre como finco el cielo e la tierra o quien finco en su lugar. ca segund que lo yo entiendo tu me dizes que son tres personas e un dios % pues si tu quieres dezir que de aquellas tres personas que se encerro la una. o las dos en su vientre </w:t>
       </w:r>
       <w:r>
         <w:rPr>
+          <w:rFonts w:ascii="Brill" w:hAnsi="Brill"/>
           <w:color w:val="FF0000"/>
         </w:rPr>
         <w:t xml:space="preserve">36r </w:t>
       </w:r>
       <w:r>
+        <w:rPr>
+          <w:rFonts w:ascii="Brill" w:hAnsi="Brill"/>
+        </w:rPr>
         <w:t xml:space="preserve">esto es una razon % E si dizes que todas y fueron encerradas dame razon quien fincava fuera en su lugar para mantener el cielo e la tierra e todas las otras criaturas que a en ella % respondio el maestro yo te lo dire ya sabes como te dixe que son nueve los cielos e del uno al otro ay bien tanto como de la tierra a este primero que parece a nos % pues quando nuestro señor es en el mas alto cielo que es en el noveno % para mientes si pudo por todo eso aver mengua alguna en los otros cielos baxos e en la tierra de lo qual hordeno que se non faga asi como el mando % E eso mesmo en cada uno de los otros cielos que te ya dixe que como quier que paresca que dios esta en un lugar e non en otro non es asi que en todo logar esta el. pues bien d esta guisa hera e fue. quando andava en el bientre de santa Maria que como quier que el alli estava encerrado en todo logar estava como de ante % ca por aquello no menguava el su poder ni la su alteza % E a lo que demas de las tres personas si heran y encerradas la una o las dos o todas tres % sepas que todos fueron obrantes el poder </w:t>
       </w:r>
       <w:r>
         <w:rPr>
+          <w:rFonts w:ascii="Brill" w:hAnsi="Brill"/>
           <w:color w:val="FF0000"/>
         </w:rPr>
         <w:t xml:space="preserve">36v </w:t>
       </w:r>
       <w:r>
+        <w:rPr>
+          <w:rFonts w:ascii="Brill" w:hAnsi="Brill"/>
+        </w:rPr>
         <w:t>del padre. el saver del hijo el querer del espiritu santo % E estas tres personas se encerraron en un dios non</w:t>
       </w:r>
       <w:r>
         <w:rPr>
+          <w:rFonts w:ascii="Brill" w:hAnsi="Brill"/>
           <w:lang w:val="es-ES"/>
         </w:rPr>
         <w:t xml:space="preserve"> </w:t>
       </w:r>
       <w:r>
+        <w:rPr>
+          <w:rFonts w:ascii="Brill" w:hAnsi="Brill"/>
+        </w:rPr>
         <w:t>desamparando la divinidad el cielo imperio % la qual es bien aventurança de todos los bien aventurados % por esto dize la nuestra creencia en el salmo de</w:t>
       </w:r>
       <w:r>
         <w:rPr>
+          <w:rFonts w:ascii="Brill" w:hAnsi="Brill"/>
           <w:lang w:val="es-ES"/>
         </w:rPr>
         <w:t xml:space="preserve"> </w:t>
       </w:r>
       <w:r>
         <w:rPr>
+          <w:rFonts w:ascii="Brill" w:hAnsi="Brill"/>
           <w:color w:val="ED7D31" w:themeColor="accent2"/>
           <w:lang w:val="es-ES"/>
         </w:rPr>
@@ -54,12 +77,14 @@
       </w:r>
       <w:r>
         <w:rPr>
+          <w:rFonts w:ascii="Brill" w:hAnsi="Brill"/>
           <w:color w:val="ED7D31" w:themeColor="accent2"/>
         </w:rPr>
         <w:t xml:space="preserve">uicumque </w:t>
       </w:r>
       <w:r>
         <w:rPr>
+          <w:rFonts w:ascii="Brill" w:hAnsi="Brill"/>
           <w:color w:val="ED7D31" w:themeColor="accent2"/>
           <w:lang w:val="es-ES"/>
         </w:rPr>
@@ -67,11 +92,15 @@
       </w:r>
       <w:r>
         <w:rPr>
+          <w:rFonts w:ascii="Brill" w:hAnsi="Brill"/>
           <w:color w:val="ED7D31" w:themeColor="accent2"/>
         </w:rPr>
         <w:t>ult qualis pater tales filius talis spiritus sanctus</w:t>
       </w:r>
       <w:r>
+        <w:rPr>
+          <w:rFonts w:ascii="Brill" w:hAnsi="Brill"/>
+        </w:rPr>
         <w:t xml:space="preserve"> que quiere dezir qual es el padre tal es el fijo tal es el espiritu santo quanto a la esencia que se non pueden departir % E asi como la rueda del sol e el su rayo e el su calor e todo es un sol. que no se puede partir lo uno de lo otro asi la santa trinidad es un dios.</w:t>
       </w:r>
     </w:p>
@@ -86,7 +115,7 @@
 </file>
 
 <file path=word/styles.xml><?xml version="1.0" encoding="utf-8"?>
-<w:styles xmlns:mc="http://schemas.openxmlformats.org/markup-compatibility/2006" xmlns:r="http://schemas.openxmlformats.org/officeDocument/2006/relationships" xmlns:w="http://schemas.openxmlformats.org/wordprocessingml/2006/main" xmlns:w14="http://schemas.microsoft.com/office/word/2010/wordml" xmlns:w15="http://schemas.microsoft.com/office/word/2012/wordml" xmlns:w16cex="http://schemas.microsoft.com/office/word/2018/wordml/cex" xmlns:w16cid="http://schemas.microsoft.com/office/word/2016/wordml/cid" xmlns:w16="http://schemas.microsoft.com/office/word/2018/wordml" xmlns:w16sdtdh="http://schemas.microsoft.com/office/word/2020/wordml/sdtdatahash" xmlns:w16se="http://schemas.microsoft.com/office/word/2015/wordml/symex" mc:Ignorable="w14 w15 w16se w16cid w16 w16cex w16sdtdh">
+<w:styles xmlns:mc="http://schemas.openxmlformats.org/markup-compatibility/2006" xmlns:r="http://schemas.openxmlformats.org/officeDocument/2006/relationships" xmlns:w="http://schemas.openxmlformats.org/wordprocessingml/2006/main" xmlns:w14="http://schemas.microsoft.com/office/word/2010/wordml" xmlns:w15="http://schemas.microsoft.com/office/word/2012/wordml" xmlns:w16cex="http://schemas.microsoft.com/office/word/2018/wordml/cex" xmlns:w16cid="http://schemas.microsoft.com/office/word/2016/wordml/cid" xmlns:w16="http://schemas.microsoft.com/office/word/2018/wordml" xmlns:w16du="http://schemas.microsoft.com/office/word/2023/wordml/word16du" xmlns:w16sdtdh="http://schemas.microsoft.com/office/word/2020/wordml/sdtdatahash" xmlns:w16sdtfl="http://schemas.microsoft.com/office/word/2024/wordml/sdtformatlock" xmlns:w16se="http://schemas.microsoft.com/office/word/2015/wordml/symex" mc:Ignorable="w14 w15 w16se w16cid w16 w16cex w16sdtdh w16sdtfl w16du">
   <w:docDefaults>
     <w:rPrDefault>
       <w:rPr>
